--- a/EXPORTS/DOCX/published/niveau3/English/KITLV.docx
+++ b/EXPORTS/DOCX/published/niveau3/English/KITLV.docx
@@ -378,7 +378,72 @@
           <w:color w:val="000000"/>
           <w:sz w:val="24"/>
         </w:rPr>
-        <w:t>studies, or geography, was left to t</w:t>
+        <w:t>studies, or geograph</w:t>
+      </w:r>
+      <w:r>
+        <w:rPr>
+          <w:u w:val="single" w:color="0000ff"/>
+          <w:rFonts w:ascii="Charis SIL Regular" w:hAnsi="Charis SIL Regular" w:eastAsia="Charis SIL Regular"/>
+          <w:b w:val="0"/>
+          <w:i w:val="0"/>
+          <w:color w:val="000000"/>
+          <w:sz w:val="24"/>
+        </w:rPr>
+        <w:hyperlink r:id="rId9" w:history="1">
+          <w:r>
+            <w:rPr>
+              <w:rStyle w:val="Hyperlink"/>
+            </w:rPr>
+            <w:t>y, w</w:t>
+          </w:r>
+        </w:hyperlink>
+      </w:r>
+      <w:r>
+        <w:rPr>
+          <w:u w:val="single" w:color="0000ff"/>
+          <w:rFonts w:ascii="Charis SIL Regular" w:hAnsi="Charis SIL Regular" w:eastAsia="Charis SIL Regular"/>
+          <w:b w:val="0"/>
+          <w:i w:val="0"/>
+          <w:color w:val="000000"/>
+          <w:sz w:val="24"/>
+        </w:rPr>
+        <w:hyperlink r:id="rId9" w:history="1">
+          <w:r>
+            <w:rPr>
+              <w:rStyle w:val="Hyperlink"/>
+            </w:rPr>
+            <w:t>a</w:t>
+          </w:r>
+        </w:hyperlink>
+      </w:r>
+      <w:r>
+        <w:rPr>
+          <w:u w:val="single" w:color="0000ff"/>
+          <w:rFonts w:ascii="Charis SIL Regular" w:hAnsi="Charis SIL Regular" w:eastAsia="Charis SIL Regular"/>
+          <w:b w:val="0"/>
+          <w:i w:val="0"/>
+          <w:color w:val="000000"/>
+          <w:sz w:val="24"/>
+        </w:rPr>
+        <w:hyperlink r:id="rId9" w:history="1">
+          <w:r>
+            <w:rPr>
+              <w:rStyle w:val="Hyperlink"/>
+            </w:rPr>
+            <w:t xml:space="preserve">s left to </w:t>
+          </w:r>
+        </w:hyperlink>
+      </w:r>
+      <w:r>
+        <w:rPr>
+          <w:u w:val="single" w:color="0000ff"/>
+          <w:rFonts w:ascii="Charis SIL Regular" w:hAnsi="Charis SIL Regular" w:eastAsia="Charis SIL Regular"/>
+          <w:b w:val="0"/>
+          <w:i w:val="0"/>
+          <w:color w:val="000000"/>
+          <w:sz w:val="24"/>
+        </w:rPr>
+        <w:t>t</w:t>
       </w:r>
       <w:r>
         <w:rPr>
@@ -1358,7 +1423,7 @@
           <w:sz w:val="24"/>
           <w:u w:val="single"/>
         </w:rPr>
-        <w:hyperlink r:id="rId14" w:history="1">
+        <w:hyperlink r:id="rId15" w:history="1">
           <w:r>
             <w:rPr>
               <w:rStyle w:val="Hyperlink"/>
@@ -1523,49 +1588,13 @@
       </w:r>
       <w:r>
         <w:rPr>
-          <w:u w:val="single" w:color="0000ff"/>
           <w:rFonts w:ascii="Charis SIL Regular" w:hAnsi="Charis SIL Regular" w:eastAsia="Charis SIL Regular"/>
           <w:b w:val="0"/>
           <w:i w:val="0"/>
           <w:color w:val="000000"/>
           <w:sz w:val="24"/>
         </w:rPr>
-        <w:hyperlink r:id="rId16" w:history="1">
-          <w:r>
-            <w:rPr>
-              <w:rStyle w:val="Hyperlink"/>
-            </w:rPr>
-            <w:t>s</w:t>
-          </w:r>
-        </w:hyperlink>
-      </w:r>
-      <w:r>
-        <w:rPr>
-          <w:u w:val="single" w:color="0000ff"/>
-          <w:rFonts w:ascii="Charis SIL Regular" w:hAnsi="Charis SIL Regular" w:eastAsia="Charis SIL Regular"/>
-          <w:b w:val="0"/>
-          <w:i w:val="0"/>
-          <w:color w:val="000000"/>
-          <w:sz w:val="24"/>
-        </w:rPr>
-        <w:hyperlink r:id="rId16" w:history="1">
-          <w:r>
-            <w:rPr>
-              <w:rStyle w:val="Hyperlink"/>
-            </w:rPr>
-            <w:t xml:space="preserve"> to the KI</w:t>
-          </w:r>
-        </w:hyperlink>
-      </w:r>
-      <w:r>
-        <w:rPr>
-          <w:rFonts w:ascii="Charis SIL Regular" w:hAnsi="Charis SIL Regular" w:eastAsia="Charis SIL Regular"/>
-          <w:b w:val="0"/>
-          <w:i w:val="0"/>
-          <w:color w:val="000000"/>
-          <w:sz w:val="24"/>
-        </w:rPr>
-        <w:t xml:space="preserve">TLV </w:t>
+        <w:t xml:space="preserve">s to the KITLV </w:t>
       </w:r>
       <w:r>
         <w:rPr>
@@ -1767,24 +1796,7 @@
           <w:sz w:val="24"/>
           <w:u w:val="single"/>
         </w:rPr>
-        <w:t xml:space="preserve"> </w:t>
-      </w:r>
-      <w:r>
-        <w:rPr>
-          <w:rFonts w:ascii="Charis SIL Regular" w:hAnsi="Charis SIL Regular" w:eastAsia="Charis SIL Regular"/>
-          <w:b w:val="0"/>
-          <w:i w:val="0"/>
-          <w:color w:val="0000FF"/>
-          <w:sz w:val="24"/>
-        </w:rPr>
-        <w:hyperlink r:id="rId18" w:history="1">
-          <w:r>
-            <w:rPr>
-              <w:rStyle w:val="Hyperlink"/>
-            </w:rPr>
-            <w:t>Indonesia</w:t>
-          </w:r>
-        </w:hyperlink>
+        <w:t xml:space="preserve"> Indonesia</w:t>
       </w:r>
       <w:r>
         <w:rPr>
@@ -1806,13 +1818,50 @@
       </w:r>
       <w:r>
         <w:rPr>
+          <w:u w:val="single" w:color="0000ff"/>
           <w:rFonts w:ascii="Charis SIL Regular" w:hAnsi="Charis SIL Regular" w:eastAsia="Charis SIL Regular"/>
           <w:b w:val="0"/>
           <w:i w:val="0"/>
           <w:color w:val="000000"/>
           <w:sz w:val="24"/>
         </w:rPr>
-        <w:t xml:space="preserve">I) and the </w:t>
+        <w:hyperlink r:id="rId17" w:history="1">
+          <w:r>
+            <w:rPr>
+              <w:rStyle w:val="Hyperlink"/>
+            </w:rPr>
+            <w:t>I</w:t>
+          </w:r>
+        </w:hyperlink>
+      </w:r>
+      <w:r>
+        <w:rPr>
+          <w:u w:val="single" w:color="0000ff"/>
+          <w:rFonts w:ascii="Charis SIL Regular" w:hAnsi="Charis SIL Regular" w:eastAsia="Charis SIL Regular"/>
+          <w:b w:val="0"/>
+          <w:i w:val="0"/>
+          <w:color w:val="000000"/>
+          <w:sz w:val="24"/>
+        </w:rPr>
+        <w:hyperlink r:id="rId17" w:history="1">
+          <w:r>
+            <w:rPr>
+              <w:rStyle w:val="Hyperlink"/>
+            </w:rPr>
+            <w:t>) an</w:t>
+          </w:r>
+        </w:hyperlink>
+      </w:r>
+      <w:r>
+        <w:rPr>
+          <w:u w:val="single" w:color="0000ff"/>
+          <w:rFonts w:ascii="Charis SIL Regular" w:hAnsi="Charis SIL Regular" w:eastAsia="Charis SIL Regular"/>
+          <w:b w:val="0"/>
+          <w:i w:val="0"/>
+          <w:color w:val="000000"/>
+          <w:sz w:val="24"/>
+        </w:rPr>
+        <w:t xml:space="preserve">d the </w:t>
       </w:r>
       <w:r>
         <w:rPr>
@@ -1992,43 +2041,7 @@
           <w:color w:val="000000"/>
           <w:sz w:val="24"/>
         </w:rPr>
-        <w:hyperlink r:id="rId18" w:history="1">
-          <w:r>
-            <w:rPr>
-              <w:rStyle w:val="Hyperlink"/>
-            </w:rPr>
-            <w:t>have</w:t>
-          </w:r>
-        </w:hyperlink>
-      </w:r>
-      <w:r>
-        <w:rPr>
-          <w:u w:val="single" w:color="0000ff"/>
-          <w:rFonts w:ascii="Charis SIL Regular" w:hAnsi="Charis SIL Regular" w:eastAsia="Charis SIL Regular"/>
-          <w:b w:val="0"/>
-          <w:i w:val="0"/>
-          <w:color w:val="000000"/>
-          <w:sz w:val="24"/>
-        </w:rPr>
-        <w:hyperlink r:id="rId18" w:history="1">
-          <w:r>
-            <w:rPr>
-              <w:rStyle w:val="Hyperlink"/>
-            </w:rPr>
-            <w:t xml:space="preserve"> their o</w:t>
-          </w:r>
-        </w:hyperlink>
-      </w:r>
-      <w:r>
-        <w:rPr>
-          <w:u w:val="single" w:color="0000ff"/>
-          <w:rFonts w:ascii="Charis SIL Regular" w:hAnsi="Charis SIL Regular" w:eastAsia="Charis SIL Regular"/>
-          <w:b w:val="0"/>
-          <w:i w:val="0"/>
-          <w:color w:val="000000"/>
-          <w:sz w:val="24"/>
-        </w:rPr>
-        <w:t>w</w:t>
+        <w:t>have their ow</w:t>
       </w:r>
       <w:r>
         <w:rPr>
@@ -2363,7 +2376,7 @@
           <w:sz w:val="24"/>
           <w:u w:val="single"/>
         </w:rPr>
-        <w:t>Scientific research in colonised terr</w:t>
+        <w:t>Scientific research in colonised terri</w:t>
       </w:r>
       <w:r>
         <w:rPr>
@@ -2374,7 +2387,7 @@
           <w:sz w:val="24"/>
           <w:u w:val="single"/>
         </w:rPr>
-        <w:t>i</w:t>
+        <w:t>torie</w:t>
       </w:r>
       <w:r>
         <w:rPr>
@@ -2383,9 +2396,8 @@
           <w:i w:val="0"/>
           <w:color w:val="0000FF"/>
           <w:sz w:val="24"/>
-          <w:u w:val="single"/>
-        </w:rPr>
-        <w:t>tories</w:t>
+        </w:rPr>
+        <w:t>s</w:t>
       </w:r>
       <w:r>
         <w:br/>

--- a/EXPORTS/DOCX/published/niveau3/English/KITLV.docx
+++ b/EXPORTS/DOCX/published/niveau3/English/KITLV.docx
@@ -471,71 +471,7 @@
           <w:color w:val="000000"/>
           <w:sz w:val="24"/>
         </w:rPr>
-        <w:t>n</w:t>
-      </w:r>
-      <w:r>
-        <w:rPr>
-          <w:u w:val="single" w:color="0000ff"/>
-          <w:rFonts w:ascii="Charis SIL Regular" w:hAnsi="Charis SIL Regular" w:eastAsia="Charis SIL Regular"/>
-          <w:b w:val="0"/>
-          <w:i w:val="0"/>
-          <w:color w:val="000000"/>
-          <w:sz w:val="24"/>
-        </w:rPr>
-        <w:hyperlink r:id="rId10" w:history="1">
-          <w:r>
-            <w:rPr>
-              <w:rStyle w:val="Hyperlink"/>
-            </w:rPr>
-            <w:t>inkli</w:t>
-          </w:r>
-        </w:hyperlink>
-      </w:r>
-      <w:r>
-        <w:rPr>
-          <w:u w:val="single" w:color="0000ff"/>
-          <w:rFonts w:ascii="Charis SIL Regular" w:hAnsi="Charis SIL Regular" w:eastAsia="Charis SIL Regular"/>
-          <w:b w:val="0"/>
-          <w:i w:val="0"/>
-          <w:color w:val="000000"/>
-          <w:sz w:val="24"/>
-        </w:rPr>
-        <w:hyperlink r:id="rId10" w:history="1">
-          <w:r>
-            <w:rPr>
-              <w:rStyle w:val="Hyperlink"/>
-            </w:rPr>
-            <w:t>j</w:t>
-          </w:r>
-        </w:hyperlink>
-      </w:r>
-      <w:r>
-        <w:rPr>
-          <w:u w:val="single" w:color="0000ff"/>
-          <w:rFonts w:ascii="Charis SIL Regular" w:hAnsi="Charis SIL Regular" w:eastAsia="Charis SIL Regular"/>
-          <w:b w:val="0"/>
-          <w:i w:val="0"/>
-          <w:color w:val="000000"/>
-          <w:sz w:val="24"/>
-        </w:rPr>
-        <w:hyperlink r:id="rId10" w:history="1">
-          <w:r>
-            <w:rPr>
-              <w:rStyle w:val="Hyperlink"/>
-            </w:rPr>
-            <w:t>k Nede</w:t>
-          </w:r>
-        </w:hyperlink>
-      </w:r>
-      <w:r>
-        <w:rPr>
-          <w:rFonts w:ascii="Charis SIL Regular" w:hAnsi="Charis SIL Regular" w:eastAsia="Charis SIL Regular"/>
-          <w:b w:val="0"/>
-          <w:i w:val="0"/>
-          <w:color w:val="000000"/>
-          <w:sz w:val="24"/>
-        </w:rPr>
-        <w:t>rland</w:t>
+        <w:t>ninklijk Nederland</w:t>
       </w:r>
       <w:r>
         <w:rPr>
@@ -1423,7 +1359,7 @@
           <w:sz w:val="24"/>
           <w:u w:val="single"/>
         </w:rPr>
-        <w:hyperlink r:id="rId15" w:history="1">
+        <w:hyperlink r:id="rId14" w:history="1">
           <w:r>
             <w:rPr>
               <w:rStyle w:val="Hyperlink"/>
@@ -1588,13 +1524,49 @@
       </w:r>
       <w:r>
         <w:rPr>
+          <w:u w:val="single" w:color="0000ff"/>
           <w:rFonts w:ascii="Charis SIL Regular" w:hAnsi="Charis SIL Regular" w:eastAsia="Charis SIL Regular"/>
           <w:b w:val="0"/>
           <w:i w:val="0"/>
           <w:color w:val="000000"/>
           <w:sz w:val="24"/>
         </w:rPr>
-        <w:t xml:space="preserve">s to the KITLV </w:t>
+        <w:hyperlink r:id="rId16" w:history="1">
+          <w:r>
+            <w:rPr>
+              <w:rStyle w:val="Hyperlink"/>
+            </w:rPr>
+            <w:t>s</w:t>
+          </w:r>
+        </w:hyperlink>
+      </w:r>
+      <w:r>
+        <w:rPr>
+          <w:u w:val="single" w:color="0000ff"/>
+          <w:rFonts w:ascii="Charis SIL Regular" w:hAnsi="Charis SIL Regular" w:eastAsia="Charis SIL Regular"/>
+          <w:b w:val="0"/>
+          <w:i w:val="0"/>
+          <w:color w:val="000000"/>
+          <w:sz w:val="24"/>
+        </w:rPr>
+        <w:hyperlink r:id="rId16" w:history="1">
+          <w:r>
+            <w:rPr>
+              <w:rStyle w:val="Hyperlink"/>
+            </w:rPr>
+            <w:t xml:space="preserve"> to the KI</w:t>
+          </w:r>
+        </w:hyperlink>
+      </w:r>
+      <w:r>
+        <w:rPr>
+          <w:rFonts w:ascii="Charis SIL Regular" w:hAnsi="Charis SIL Regular" w:eastAsia="Charis SIL Regular"/>
+          <w:b w:val="0"/>
+          <w:i w:val="0"/>
+          <w:color w:val="000000"/>
+          <w:sz w:val="24"/>
+        </w:rPr>
+        <w:t xml:space="preserve">TLV </w:t>
       </w:r>
       <w:r>
         <w:rPr>
@@ -1718,85 +1690,8 @@
           <w:i w:val="0"/>
           <w:color w:val="0000FF"/>
           <w:sz w:val="24"/>
-          <w:u w:val="single"/>
-        </w:rPr>
-        <w:hyperlink r:id="rId18" w:history="1">
-          <w:r>
-            <w:rPr>
-              <w:rStyle w:val="Hyperlink"/>
-            </w:rPr>
-            <w:t>Oral</w:t>
-          </w:r>
-        </w:hyperlink>
-      </w:r>
-      <w:r>
-        <w:rPr>
-          <w:rFonts w:ascii="Charis SIL Regular" w:hAnsi="Charis SIL Regular" w:eastAsia="Charis SIL Regular"/>
-          <w:b w:val="0"/>
-          <w:i w:val="0"/>
-          <w:color w:val="0000FF"/>
-          <w:sz w:val="24"/>
-          <w:u w:val="single"/>
-        </w:rPr>
-        <w:t xml:space="preserve"> </w:t>
-      </w:r>
-      <w:r>
-        <w:rPr>
-          <w:rFonts w:ascii="Charis SIL Regular" w:hAnsi="Charis SIL Regular" w:eastAsia="Charis SIL Regular"/>
-          <w:b w:val="0"/>
-          <w:i w:val="0"/>
-          <w:color w:val="0000FF"/>
-          <w:sz w:val="24"/>
-          <w:u w:val="single"/>
-        </w:rPr>
-        <w:hyperlink r:id="rId18" w:history="1">
-          <w:r>
-            <w:rPr>
-              <w:rStyle w:val="Hyperlink"/>
-            </w:rPr>
-            <w:t>History</w:t>
-          </w:r>
-        </w:hyperlink>
-      </w:r>
-      <w:r>
-        <w:rPr>
-          <w:rFonts w:ascii="Charis SIL Regular" w:hAnsi="Charis SIL Regular" w:eastAsia="Charis SIL Regular"/>
-          <w:b w:val="0"/>
-          <w:i w:val="0"/>
-          <w:color w:val="0000FF"/>
-          <w:sz w:val="24"/>
-          <w:u w:val="single"/>
-        </w:rPr>
-        <w:t xml:space="preserve"> </w:t>
-      </w:r>
-      <w:r>
-        <w:rPr>
-          <w:rFonts w:ascii="Charis SIL Regular" w:hAnsi="Charis SIL Regular" w:eastAsia="Charis SIL Regular"/>
-          <w:b w:val="0"/>
-          <w:i w:val="0"/>
-          <w:color w:val="0000FF"/>
-          <w:sz w:val="24"/>
-          <w:u w:val="single"/>
-        </w:rPr>
-        <w:hyperlink r:id="rId18" w:history="1">
-          <w:r>
-            <w:rPr>
-              <w:rStyle w:val="Hyperlink"/>
-            </w:rPr>
-            <w:t>Archive</w:t>
-          </w:r>
-        </w:hyperlink>
-      </w:r>
-      <w:r>
-        <w:rPr>
-          <w:rFonts w:ascii="Charis SIL Regular" w:hAnsi="Charis SIL Regular" w:eastAsia="Charis SIL Regular"/>
-          <w:b w:val="0"/>
-          <w:i w:val="0"/>
-          <w:color w:val="0000FF"/>
-          <w:sz w:val="24"/>
-          <w:u w:val="single"/>
-        </w:rPr>
-        <w:t xml:space="preserve"> Indonesia</w:t>
+        </w:rPr>
+        <w:t>Oral History Archive Indonesia</w:t>
       </w:r>
       <w:r>
         <w:rPr>
@@ -1861,7 +1756,14 @@
           <w:color w:val="000000"/>
           <w:sz w:val="24"/>
         </w:rPr>
-        <w:t xml:space="preserve">d the </w:t>
+        <w:hyperlink r:id="rId17" w:history="1">
+          <w:r>
+            <w:rPr>
+              <w:rStyle w:val="Hyperlink"/>
+            </w:rPr>
+            <w:t xml:space="preserve">d the </w:t>
+          </w:r>
+        </w:hyperlink>
       </w:r>
       <w:r>
         <w:rPr>
@@ -1872,7 +1774,7 @@
           <w:sz w:val="24"/>
           <w:u w:val="single"/>
         </w:rPr>
-        <w:hyperlink r:id="rId19" w:history="1">
+        <w:hyperlink r:id="rId18" w:history="1">
           <w:r>
             <w:rPr>
               <w:rStyle w:val="Hyperlink"/>
@@ -1890,7 +1792,7 @@
           <w:sz w:val="24"/>
           <w:u w:val="single"/>
         </w:rPr>
-        <w:hyperlink r:id="rId19" w:history="1">
+        <w:hyperlink r:id="rId18" w:history="1">
           <w:r>
             <w:rPr>
               <w:rStyle w:val="Hyperlink"/>
@@ -1908,7 +1810,7 @@
           <w:sz w:val="24"/>
           <w:u w:val="single"/>
         </w:rPr>
-        <w:hyperlink r:id="rId19" w:history="1">
+        <w:hyperlink r:id="rId18" w:history="1">
           <w:r>
             <w:rPr>
               <w:rStyle w:val="Hyperlink"/>
@@ -1937,7 +1839,7 @@
           <w:sz w:val="24"/>
           <w:u w:val="single"/>
         </w:rPr>
-        <w:hyperlink r:id="rId19" w:history="1">
+        <w:hyperlink r:id="rId18" w:history="1">
           <w:r>
             <w:rPr>
               <w:rStyle w:val="Hyperlink"/>
@@ -1966,7 +1868,7 @@
           <w:sz w:val="24"/>
           <w:u w:val="single"/>
         </w:rPr>
-        <w:hyperlink r:id="rId19" w:history="1">
+        <w:hyperlink r:id="rId18" w:history="1">
           <w:r>
             <w:rPr>
               <w:rStyle w:val="Hyperlink"/>
@@ -1984,7 +1886,7 @@
           <w:sz w:val="24"/>
           <w:u w:val="single"/>
         </w:rPr>
-        <w:hyperlink r:id="rId19" w:history="1">
+        <w:hyperlink r:id="rId18" w:history="1">
           <w:r>
             <w:rPr>
               <w:rStyle w:val="Hyperlink"/>
@@ -2013,7 +1915,7 @@
           <w:sz w:val="24"/>
           <w:u w:val="single"/>
         </w:rPr>
-        <w:hyperlink r:id="rId19" w:history="1">
+        <w:hyperlink r:id="rId18" w:history="1">
           <w:r>
             <w:rPr>
               <w:rStyle w:val="Hyperlink"/>
@@ -2034,25 +1936,57 @@
       </w:r>
       <w:r>
         <w:rPr>
-          <w:u w:val="single" w:color="0000ff"/>
           <w:rFonts w:ascii="Charis SIL Regular" w:hAnsi="Charis SIL Regular" w:eastAsia="Charis SIL Regular"/>
           <w:b w:val="0"/>
           <w:i w:val="0"/>
           <w:color w:val="000000"/>
           <w:sz w:val="24"/>
         </w:rPr>
-        <w:t>have their ow</w:t>
-      </w:r>
-      <w:r>
-        <w:rPr>
-          <w:u w:val="single" w:color="0000ff"/>
+        <w:hyperlink r:id="rId19" w:history="1">
+          <w:r>
+            <w:rPr>
+              <w:rStyle w:val="Hyperlink"/>
+            </w:rPr>
+            <w:t>have</w:t>
+          </w:r>
+        </w:hyperlink>
+      </w:r>
+      <w:r>
+        <w:rPr>
           <w:rFonts w:ascii="Charis SIL Regular" w:hAnsi="Charis SIL Regular" w:eastAsia="Charis SIL Regular"/>
           <w:b w:val="0"/>
           <w:i w:val="0"/>
           <w:color w:val="000000"/>
           <w:sz w:val="24"/>
         </w:rPr>
-        <w:hyperlink r:id="rId18" w:history="1">
+        <w:hyperlink r:id="rId19" w:history="1">
+          <w:r>
+            <w:rPr>
+              <w:rStyle w:val="Hyperlink"/>
+            </w:rPr>
+            <w:t xml:space="preserve"> their o</w:t>
+          </w:r>
+        </w:hyperlink>
+      </w:r>
+      <w:r>
+        <w:rPr>
+          <w:rFonts w:ascii="Charis SIL Regular" w:hAnsi="Charis SIL Regular" w:eastAsia="Charis SIL Regular"/>
+          <w:b w:val="0"/>
+          <w:i w:val="0"/>
+          <w:color w:val="000000"/>
+          <w:sz w:val="24"/>
+        </w:rPr>
+        <w:t>w</w:t>
+      </w:r>
+      <w:r>
+        <w:rPr>
+          <w:rFonts w:ascii="Charis SIL Regular" w:hAnsi="Charis SIL Regular" w:eastAsia="Charis SIL Regular"/>
+          <w:b w:val="0"/>
+          <w:i w:val="0"/>
+          <w:color w:val="000000"/>
+          <w:sz w:val="24"/>
+        </w:rPr>
+        <w:hyperlink r:id="rId19" w:history="1">
           <w:r>
             <w:rPr>
               <w:rStyle w:val="Hyperlink"/>
@@ -2063,14 +1997,13 @@
       </w:r>
       <w:r>
         <w:rPr>
-          <w:u w:val="single" w:color="0000ff"/>
           <w:rFonts w:ascii="Charis SIL Regular" w:hAnsi="Charis SIL Regular" w:eastAsia="Charis SIL Regular"/>
           <w:b w:val="0"/>
           <w:i w:val="0"/>
           <w:color w:val="000000"/>
           <w:sz w:val="24"/>
         </w:rPr>
-        <w:hyperlink r:id="rId18" w:history="1">
+        <w:hyperlink r:id="rId19" w:history="1">
           <w:r>
             <w:rPr>
               <w:rStyle w:val="Hyperlink"/>
@@ -2081,14 +2014,13 @@
       </w:r>
       <w:r>
         <w:rPr>
-          <w:u w:val="single" w:color="0000ff"/>
           <w:rFonts w:ascii="Charis SIL Regular" w:hAnsi="Charis SIL Regular" w:eastAsia="Charis SIL Regular"/>
           <w:b w:val="0"/>
           <w:i w:val="0"/>
           <w:color w:val="000000"/>
           <w:sz w:val="24"/>
         </w:rPr>
-        <w:hyperlink r:id="rId18" w:history="1">
+        <w:hyperlink r:id="rId19" w:history="1">
           <w:r>
             <w:rPr>
               <w:rStyle w:val="Hyperlink"/>
@@ -2376,7 +2308,7 @@
           <w:sz w:val="24"/>
           <w:u w:val="single"/>
         </w:rPr>
-        <w:t>Scientific research in colonised terri</w:t>
+        <w:t>Scientific research in colonised terr</w:t>
       </w:r>
       <w:r>
         <w:rPr>
@@ -2387,7 +2319,7 @@
           <w:sz w:val="24"/>
           <w:u w:val="single"/>
         </w:rPr>
-        <w:t>torie</w:t>
+        <w:t>i</w:t>
       </w:r>
       <w:r>
         <w:rPr>
@@ -2396,8 +2328,9 @@
           <w:i w:val="0"/>
           <w:color w:val="0000FF"/>
           <w:sz w:val="24"/>
-        </w:rPr>
-        <w:t>s</w:t>
+          <w:u w:val="single"/>
+        </w:rPr>
+        <w:t>tories</w:t>
       </w:r>
       <w:r>
         <w:br/>
@@ -3911,7 +3844,7 @@
           <w:sz w:val="24"/>
           <w:u w:val="single"/>
         </w:rPr>
-        <w:hyperlink r:id="rId18" w:history="1">
+        <w:hyperlink r:id="rId19" w:history="1">
           <w:r>
             <w:rPr>
               <w:rStyle w:val="Hyperlink"/>
@@ -3929,7 +3862,7 @@
           <w:sz w:val="24"/>
           <w:u w:val="single"/>
         </w:rPr>
-        <w:hyperlink r:id="rId18" w:history="1">
+        <w:hyperlink r:id="rId19" w:history="1">
           <w:r>
             <w:rPr>
               <w:rStyle w:val="Hyperlink"/>
@@ -3947,7 +3880,7 @@
           <w:sz w:val="24"/>
           <w:u w:val="single"/>
         </w:rPr>
-        <w:hyperlink r:id="rId18" w:history="1">
+        <w:hyperlink r:id="rId19" w:history="1">
           <w:r>
             <w:rPr>
               <w:rStyle w:val="Hyperlink"/>
@@ -3965,7 +3898,7 @@
           <w:sz w:val="24"/>
           <w:u w:val="single"/>
         </w:rPr>
-        <w:hyperlink r:id="rId18" w:history="1">
+        <w:hyperlink r:id="rId19" w:history="1">
           <w:r>
             <w:rPr>
               <w:rStyle w:val="Hyperlink"/>
@@ -3983,7 +3916,7 @@
           <w:sz w:val="24"/>
           <w:u w:val="single"/>
         </w:rPr>
-        <w:hyperlink r:id="rId18" w:history="1">
+        <w:hyperlink r:id="rId19" w:history="1">
           <w:r>
             <w:rPr>
               <w:rStyle w:val="Hyperlink"/>
@@ -4063,7 +3996,7 @@
           <w:sz w:val="24"/>
           <w:u w:val="single"/>
         </w:rPr>
-        <w:hyperlink r:id="rId19" w:history="1">
+        <w:hyperlink r:id="rId18" w:history="1">
           <w:r>
             <w:rPr>
               <w:rStyle w:val="Hyperlink"/>
@@ -4081,7 +4014,7 @@
           <w:sz w:val="24"/>
           <w:u w:val="single"/>
         </w:rPr>
-        <w:hyperlink r:id="rId19" w:history="1">
+        <w:hyperlink r:id="rId18" w:history="1">
           <w:r>
             <w:rPr>
               <w:rStyle w:val="Hyperlink"/>
@@ -4099,7 +4032,7 @@
           <w:sz w:val="24"/>
           <w:u w:val="single"/>
         </w:rPr>
-        <w:hyperlink r:id="rId19" w:history="1">
+        <w:hyperlink r:id="rId18" w:history="1">
           <w:r>
             <w:rPr>
               <w:rStyle w:val="Hyperlink"/>
